--- a/word_reports/LP_0112_위치_370_Commodores_Midnight Magic.docx
+++ b/word_reports/LP_0112_위치_370_Commodores_Midnight Magic.docx
@@ -4,7 +4,7 @@
   <w:body>
     <w:p>
       <w:pPr>
-        <w:spacing w:after="280"/>
+        <w:spacing w:after="80"/>
       </w:pPr>
       <w:r>
         <w:rPr w:rFonts="맑은 고딕">
@@ -13,94 +13,47 @@
           <w:color w:val="1E3A8A"/>
           <w:sz w:val="30"/>
         </w:rPr>
-        <w:t>[370] Commodores - Midnight Magic</w:t>
+        <w:t>Commodores (코모도어) - Midnight Magic</w:t>
       </w:r>
     </w:p>
     <w:p>
       <w:pPr>
-        <w:spacing w:after="320"/>
+        <w:spacing w:after="240"/>
       </w:pPr>
       <w:r>
         <w:rPr w:rFonts="맑은 고딕">
           <w:rFonts w:ascii="맑은 고딕" w:hAnsi="맑은 고딕" w:eastAsia="맑은 고딕"/>
           <w:b/>
-          <w:sz w:val="20"/>
+          <w:color w:val="4B5563"/>
+          <w:sz w:val="22"/>
         </w:rPr>
-        <w:t>■ 위치 : 370</w:t>
-        <w:br/>
-      </w:r>
-      <w:r>
-        <w:rPr w:rFonts="맑은 고딕">
-          <w:rFonts w:ascii="맑은 고딕" w:hAnsi="맑은 고딕" w:eastAsia="맑은 고딕"/>
-          <w:b/>
-          <w:sz w:val="20"/>
-        </w:rPr>
-        <w:t>■ 아티스트 : Commodores</w:t>
-        <w:br/>
-      </w:r>
-      <w:r>
-        <w:rPr w:rFonts="맑은 고딕">
-          <w:rFonts w:ascii="맑은 고딕" w:hAnsi="맑은 고딕" w:eastAsia="맑은 고딕"/>
-          <w:b/>
-          <w:sz w:val="20"/>
-        </w:rPr>
-        <w:t>■ 앨범명 : Midnight Magic</w:t>
-        <w:br/>
-      </w:r>
-      <w:r>
-        <w:rPr w:rFonts="맑은 고딕">
-          <w:rFonts w:ascii="맑은 고딕" w:hAnsi="맑은 고딕" w:eastAsia="맑은 고딕"/>
-          <w:b w:val="0"/>
-          <w:sz w:val="20"/>
-        </w:rPr>
-        <w:t>■ 음반 레이블 : Motown</w:t>
-        <w:br/>
-      </w:r>
-      <w:r>
-        <w:rPr w:rFonts="맑은 고딕">
-          <w:rFonts w:ascii="맑은 고딕" w:hAnsi="맑은 고딕" w:eastAsia="맑은 고딕"/>
-          <w:b w:val="0"/>
-          <w:sz w:val="20"/>
-        </w:rPr>
-        <w:t>■ 발매년도 : 1979</w:t>
-        <w:br/>
-      </w:r>
-      <w:r>
-        <w:rPr w:rFonts="맑은 고딕">
-          <w:rFonts w:ascii="맑은 고딕" w:hAnsi="맑은 고딕" w:eastAsia="맑은 고딕"/>
-          <w:b w:val="0"/>
-          <w:sz w:val="20"/>
-        </w:rPr>
-        <w:t>■ 장르 : 소울, 펑크(Funk), R&amp;B, 디스코</w:t>
-        <w:br/>
-      </w:r>
-      <w:r>
-        <w:rPr w:rFonts="맑은 고딕">
-          <w:rFonts w:ascii="맑은 고딕" w:hAnsi="맑은 고딕" w:eastAsia="맑은 고딕"/>
-          <w:b w:val="0"/>
-          <w:sz w:val="20"/>
-        </w:rPr>
-        <w:t>■ 주요 수록곡 : Sail On, Still, Midnight Magic, Wonderland, Sexy Lady</w:t>
-        <w:br/>
+        <w:t>위치 :  370</w:t>
       </w:r>
     </w:p>
     <w:p>
       <w:pPr>
-        <w:spacing w:after="160"/>
+        <w:spacing w:line="324" w:lineRule="auto" w:before="80" w:after="160"/>
       </w:pPr>
       <w:r>
         <w:rPr w:rFonts="맑은 고딕">
           <w:rFonts w:ascii="맑은 고딕" w:hAnsi="맑은 고딕" w:eastAsia="맑은 고딕"/>
           <w:b/>
           <w:color w:val="1F2937"/>
-          <w:sz w:val="24"/>
+          <w:sz w:val="22"/>
         </w:rPr>
-        <w:t>■ 음반 해설 및 감상 가이드</w:t>
+        <w:t xml:space="preserve">[음반 소개] </w:t>
+      </w:r>
+      <w:r>
+        <w:rPr w:rFonts="맑은 고딕">
+          <w:rFonts w:ascii="맑은 고딕" w:hAnsi="맑은 고딕" w:eastAsia="맑은 고딕"/>
+          <w:b w:val="0"/>
+          <w:sz w:val="21"/>
+        </w:rPr>
       </w:r>
     </w:p>
     <w:p>
       <w:pPr>
-        <w:spacing w:line="312" w:lineRule="auto" w:after="120"/>
+        <w:spacing w:line="324" w:lineRule="auto" w:after="120"/>
       </w:pPr>
       <w:r>
         <w:rPr w:rFonts="맑은 고딕">
@@ -108,51 +61,516 @@
           <w:b w:val="0"/>
           <w:sz w:val="21"/>
         </w:rPr>
-        <w:t>1979년에 발매된 코모도스(Commodores)의 여덟 번째 스튜디오 앨범 《Midnight Magic》은 그룹의 음악적 기량이 최정점에 달했음을 증명하는 모타운(Motown) 사운드의 명작입니다. 1970년대 후반 흑인 음악의 판도를 바꾼 이 음반은, 코모도스가 초기부터 고수해 온 폭발적인 디스코-펑크(Funk) 리듬과 한층 유려해진 팝 발라드가 완벽한 조화를 이룹니다. 빌보드 200 차트 3위, R&amp;B 차트 1위를 기록하며 대중성과 음악성을 동시에 거머쥔 이 작품은 프론트맨 라이오넬 리치(Lionel Richie)의 비범한 송라이팅과 그룹의 우아한 음악적 변신을 진하게 새겨놓았습니다.</w:t>
+        <w:t>1970년대 후반 모타운(Motown) 사운드의 정점에서 피어난 코모도어스의 정규 7집 *Midnight Magic*은 훵크(Funk)의 역동적인 그루브와 팝 발라드의 극적인 서정미가 완벽한 조화를 이룬 명반입니다. 라이오넬 리치의 빼어난 멜로디 감각과 호소력 짙은 보컬이 만개한 이 작품은 흑인 음악의 경계를 넘어 전 세계 팝 음악 애호가들의 심장을 깊이 울렸습니다. 밤의 장막 아래 마법처럼 스며드는 애잔하고도 세련된 선율들은 반세기가 흐른 지금까지도 짙은 잔향을 남기며 아날로그 황금기의 낭만을 오롯이 전해줍니다.</w:t>
       </w:r>
     </w:p>
     <w:p>
       <w:pPr>
-        <w:spacing w:line="312" w:lineRule="auto" w:after="120"/>
+        <w:spacing w:line="324" w:lineRule="auto" w:before="200" w:after="80"/>
       </w:pPr>
+      <w:r>
+        <w:rPr w:rFonts="맑은 고딕">
+          <w:rFonts w:ascii="맑은 고딕" w:hAnsi="맑은 고딕" w:eastAsia="맑은 고딕"/>
+          <w:b/>
+          <w:color w:val="1E3A8A"/>
+          <w:sz w:val="24"/>
+        </w:rPr>
+        <w:t>1. 음반 데이터</w:t>
+      </w:r>
+    </w:p>
+    <w:p>
+      <w:pPr>
+        <w:spacing w:line="324" w:lineRule="auto" w:after="80"/>
+      </w:pPr>
+      <w:r>
+        <w:rPr w:rFonts="맑은 고딕">
+          <w:rFonts w:ascii="맑은 고딕" w:hAnsi="맑은 고딕" w:eastAsia="맑은 고딕"/>
+          <w:b w:val="0"/>
+          <w:color w:val="6B7280"/>
+          <w:sz w:val="21"/>
+        </w:rPr>
+        <w:t xml:space="preserve">· </w:t>
+      </w:r>
+      <w:r>
+        <w:rPr w:rFonts="맑은 고딕">
+          <w:rFonts w:ascii="맑은 고딕" w:hAnsi="맑은 고딕" w:eastAsia="맑은 고딕"/>
+          <w:b/>
+          <w:color w:val="1F2937"/>
+          <w:sz w:val="21"/>
+        </w:rPr>
+        <w:t xml:space="preserve">앨범명: </w:t>
+      </w:r>
       <w:r>
         <w:rPr w:rFonts="맑은 고딕">
           <w:rFonts w:ascii="맑은 고딕" w:hAnsi="맑은 고딕" w:eastAsia="맑은 고딕"/>
           <w:b w:val="0"/>
           <w:sz w:val="21"/>
         </w:rPr>
-        <w:t>본 음반의 가장 큰 매력은 장르의 경계를 유연하게 넘나드는 완성도 높은 연주와 보컬에 있습니다. 라이오넬 리치의 서정적이고 절제된 보컬은 곡의 감정선을 깊이 있게 이끌어가며, 밴드의 세련된 브라스 섹션과 단단한 리듬 파트는 사운드의 품격을 한층 높여줍니다. 특히 카운트리 음악의 색채를 덧입힌 이색적인 팝 소울 "Sail On"과, 정갈한 피아노 선율 위에 애절한 감성을 얹어 빌보드 핫 100 1위를 차지한 불후의 클래식 발라드 "Still"은 당대 코모도스가 지녔던 독보적인 멜로디 감각을 여실히 보여줍니다.</w:t>
+        <w:t>Midnight Magic</w:t>
       </w:r>
     </w:p>
     <w:p>
       <w:pPr>
-        <w:spacing w:line="312" w:lineRule="auto" w:after="120"/>
+        <w:spacing w:line="324" w:lineRule="auto" w:after="80"/>
       </w:pPr>
+      <w:r>
+        <w:rPr w:rFonts="맑은 고딕">
+          <w:rFonts w:ascii="맑은 고딕" w:hAnsi="맑은 고딕" w:eastAsia="맑은 고딕"/>
+          <w:b w:val="0"/>
+          <w:color w:val="6B7280"/>
+          <w:sz w:val="21"/>
+        </w:rPr>
+        <w:t xml:space="preserve">· </w:t>
+      </w:r>
+      <w:r>
+        <w:rPr w:rFonts="맑은 고딕">
+          <w:rFonts w:ascii="맑은 고딕" w:hAnsi="맑은 고딕" w:eastAsia="맑은 고딕"/>
+          <w:b/>
+          <w:color w:val="1F2937"/>
+          <w:sz w:val="21"/>
+        </w:rPr>
+        <w:t xml:space="preserve">아티스트: </w:t>
+      </w:r>
       <w:r>
         <w:rPr w:rFonts="맑은 고딕">
           <w:rFonts w:ascii="맑은 고딕" w:hAnsi="맑은 고딕" w:eastAsia="맑은 고딕"/>
           <w:b w:val="0"/>
           <w:sz w:val="21"/>
         </w:rPr>
-        <w:t>타이틀곡 "Midnight Magic"을 비롯해 "Sexy Lady" 같은 트랙에서는 70년대 후반을 풍미한 디스코 펑크의 정수를 느낄 수 있는 그루비한 베이스 라인과 화려한 코러스가 청자의 귀를 사로잡습니다. 또한 꿈결 같은 아늑함을 선사하는 "Wonderland"는 미디엄 템포 R&amp;B의 절정을 보여주는 숨은 명곡입니다. LP 음반을 통해 이 음반을 감상할 때 비로소 드러나는 따뜻하고 정교한 브라스의 울림과 공간감은 70년대 아날로그 녹음 기술의 정수를 선사하는 훌륭한 감상 포인트입니다.</w:t>
+        <w:t>Commodores (코모도어)</w:t>
       </w:r>
     </w:p>
     <w:p>
       <w:pPr>
-        <w:spacing w:line="312" w:lineRule="auto" w:after="120"/>
+        <w:spacing w:line="324" w:lineRule="auto" w:after="80"/>
       </w:pPr>
+      <w:r>
+        <w:rPr w:rFonts="맑은 고딕">
+          <w:rFonts w:ascii="맑은 고딕" w:hAnsi="맑은 고딕" w:eastAsia="맑은 고딕"/>
+          <w:b w:val="0"/>
+          <w:color w:val="6B7280"/>
+          <w:sz w:val="21"/>
+        </w:rPr>
+        <w:t xml:space="preserve">· </w:t>
+      </w:r>
+      <w:r>
+        <w:rPr w:rFonts="맑은 고딕">
+          <w:rFonts w:ascii="맑은 고딕" w:hAnsi="맑은 고딕" w:eastAsia="맑은 고딕"/>
+          <w:b/>
+          <w:color w:val="1F2937"/>
+          <w:sz w:val="21"/>
+        </w:rPr>
+        <w:t xml:space="preserve">발매 정보: </w:t>
+      </w:r>
       <w:r>
         <w:rPr w:rFonts="맑은 고딕">
           <w:rFonts w:ascii="맑은 고딕" w:hAnsi="맑은 고딕" w:eastAsia="맑은 고딕"/>
           <w:b w:val="0"/>
           <w:sz w:val="21"/>
         </w:rPr>
-        <w:t>《Midnight Magic》은 단순히 일회성 히트곡들을 모아둔 음반이 아니라, 소울 밴드가 구현할 수 있는 가장 우아하고 다재다능한 음악적 스펙트럼을 담아낸 수작입니다. 세월이 흘러도 빛색하지 않는 멜로디의 아름다움과 흑인 음악 특유의 깊은 소울이 깃든 이 LP는, 모타운 황금기의 유산을 사랑하는 음악 애호가들에게 깊은 여운과 품격 있는 감동을 안겨줄 것입니다.</w:t>
+        <w:t>1979년 유서 깊은 모타운 레코드(Motown Records)를 통해 발매되었으며, 밴드의 음악적 역량과 원숙미가 최정상에 달했던 시기에 팝과 소울을 가장 이상적인 형태로 직조해 낸 기념비적인 앨범입니다.</w:t>
+      </w:r>
+    </w:p>
+    <w:p>
+      <w:pPr>
+        <w:spacing w:line="324" w:lineRule="auto" w:after="80"/>
+      </w:pPr>
+      <w:r>
+        <w:rPr w:rFonts="맑은 고딕">
+          <w:rFonts w:ascii="맑은 고딕" w:hAnsi="맑은 고딕" w:eastAsia="맑은 고딕"/>
+          <w:b w:val="0"/>
+          <w:color w:val="6B7280"/>
+          <w:sz w:val="21"/>
+        </w:rPr>
+        <w:t xml:space="preserve">· </w:t>
+      </w:r>
+      <w:r>
+        <w:rPr w:rFonts="맑은 고딕">
+          <w:rFonts w:ascii="맑은 고딕" w:hAnsi="맑은 고딕" w:eastAsia="맑은 고딕"/>
+          <w:b/>
+          <w:color w:val="1F2937"/>
+          <w:sz w:val="21"/>
+        </w:rPr>
+        <w:t xml:space="preserve">LP 인기도(판매량): </w:t>
+      </w:r>
+      <w:r>
+        <w:rPr w:rFonts="맑은 고딕">
+          <w:rFonts w:ascii="맑은 고딕" w:hAnsi="맑은 고딕" w:eastAsia="맑은 고딕"/>
+          <w:b w:val="0"/>
+          <w:sz w:val="21"/>
+        </w:rPr>
+        <w:t>발매 직후 미국 빌보드 200 앨범 차트 3위, R&amp;B 앨범 차트 1위를 기록하였으며, 미국 내에서만 200만 장 이상의 판매고를 올리며 RIAA 더블 플래티넘을 달성하는 눈부신 상업적 성공을 거두었습니다.</w:t>
+      </w:r>
+    </w:p>
+    <w:p>
+      <w:pPr>
+        <w:spacing w:line="324" w:lineRule="auto" w:after="80"/>
+      </w:pPr>
+      <w:r>
+        <w:rPr w:rFonts="맑은 고딕">
+          <w:rFonts w:ascii="맑은 고딕" w:hAnsi="맑은 고딕" w:eastAsia="맑은 고딕"/>
+          <w:b w:val="0"/>
+          <w:color w:val="6B7280"/>
+          <w:sz w:val="21"/>
+        </w:rPr>
+        <w:t xml:space="preserve">· </w:t>
+      </w:r>
+      <w:r>
+        <w:rPr w:rFonts="맑은 고딕">
+          <w:rFonts w:ascii="맑은 고딕" w:hAnsi="맑은 고딕" w:eastAsia="맑은 고딕"/>
+          <w:b/>
+          <w:color w:val="1F2937"/>
+          <w:sz w:val="21"/>
+        </w:rPr>
+        <w:t xml:space="preserve">각종 수상경력: </w:t>
+      </w:r>
+      <w:r>
+        <w:rPr w:rFonts="맑은 고딕">
+          <w:rFonts w:ascii="맑은 고딕" w:hAnsi="맑은 고딕" w:eastAsia="맑은 고딕"/>
+          <w:b w:val="0"/>
+          <w:sz w:val="21"/>
+        </w:rPr>
+        <w:t>수록곡 'Still'이 빌보드 핫 100 1위에 오르는 기염을 토했으며, 그래미 어워드 최우수 R&amp;B 보컬 퍼포먼스 부문 후보 지명 및 아메리칸 뮤직 어워드(AMA)를 수상하며 대중성과 평단의 찬사를 한 몸에 받았습니다.</w:t>
+      </w:r>
+    </w:p>
+    <w:p>
+      <w:pPr>
+        <w:spacing w:line="324" w:lineRule="auto" w:before="200" w:after="80"/>
+      </w:pPr>
+      <w:r>
+        <w:rPr w:rFonts="맑은 고딕">
+          <w:rFonts w:ascii="맑은 고딕" w:hAnsi="맑은 고딕" w:eastAsia="맑은 고딕"/>
+          <w:b/>
+          <w:color w:val="1E3A8A"/>
+          <w:sz w:val="24"/>
+        </w:rPr>
+        <w:t>2. 아티스트 정보</w:t>
+      </w:r>
+    </w:p>
+    <w:p>
+      <w:pPr>
+        <w:spacing w:line="324" w:lineRule="auto" w:after="80"/>
+      </w:pPr>
+      <w:r>
+        <w:rPr w:rFonts="맑은 고딕">
+          <w:rFonts w:ascii="맑은 고딕" w:hAnsi="맑은 고딕" w:eastAsia="맑은 고딕"/>
+          <w:b w:val="0"/>
+          <w:color w:val="6B7280"/>
+          <w:sz w:val="21"/>
+        </w:rPr>
+        <w:t xml:space="preserve">· </w:t>
+      </w:r>
+      <w:r>
+        <w:rPr w:rFonts="맑은 고딕">
+          <w:rFonts w:ascii="맑은 고딕" w:hAnsi="맑은 고딕" w:eastAsia="맑은 고딕"/>
+          <w:b/>
+          <w:color w:val="1F2937"/>
+          <w:sz w:val="21"/>
+        </w:rPr>
+        <w:t xml:space="preserve">국적: </w:t>
+      </w:r>
+      <w:r>
+        <w:rPr w:rFonts="맑은 고딕">
+          <w:rFonts w:ascii="맑은 고딕" w:hAnsi="맑은 고딕" w:eastAsia="맑은 고딕"/>
+          <w:b w:val="0"/>
+          <w:sz w:val="21"/>
+        </w:rPr>
+        <w:t>미국 (United States)</w:t>
+      </w:r>
+    </w:p>
+    <w:p>
+      <w:pPr>
+        <w:spacing w:line="324" w:lineRule="auto" w:after="80"/>
+      </w:pPr>
+      <w:r>
+        <w:rPr w:rFonts="맑은 고딕">
+          <w:rFonts w:ascii="맑은 고딕" w:hAnsi="맑은 고딕" w:eastAsia="맑은 고딕"/>
+          <w:b w:val="0"/>
+          <w:color w:val="6B7280"/>
+          <w:sz w:val="21"/>
+        </w:rPr>
+        <w:t xml:space="preserve">· </w:t>
+      </w:r>
+      <w:r>
+        <w:rPr w:rFonts="맑은 고딕">
+          <w:rFonts w:ascii="맑은 고딕" w:hAnsi="맑은 고딕" w:eastAsia="맑은 고딕"/>
+          <w:b/>
+          <w:color w:val="1F2937"/>
+          <w:sz w:val="21"/>
+        </w:rPr>
+        <w:t xml:space="preserve">생몰년도: </w:t>
+      </w:r>
+      <w:r>
+        <w:rPr w:rFonts="맑은 고딕">
+          <w:rFonts w:ascii="맑은 고딕" w:hAnsi="맑은 고딕" w:eastAsia="맑은 고딕"/>
+          <w:b w:val="0"/>
+          <w:sz w:val="21"/>
+        </w:rPr>
+        <w:t>1968년 결성</w:t>
+      </w:r>
+    </w:p>
+    <w:p>
+      <w:pPr>
+        <w:spacing w:line="324" w:lineRule="auto" w:after="80"/>
+      </w:pPr>
+      <w:r>
+        <w:rPr w:rFonts="맑은 고딕">
+          <w:rFonts w:ascii="맑은 고딕" w:hAnsi="맑은 고딕" w:eastAsia="맑은 고딕"/>
+          <w:b w:val="0"/>
+          <w:color w:val="6B7280"/>
+          <w:sz w:val="21"/>
+        </w:rPr>
+        <w:t xml:space="preserve">· </w:t>
+      </w:r>
+      <w:r>
+        <w:rPr w:rFonts="맑은 고딕">
+          <w:rFonts w:ascii="맑은 고딕" w:hAnsi="맑은 고딕" w:eastAsia="맑은 고딕"/>
+          <w:b/>
+          <w:color w:val="1F2937"/>
+          <w:sz w:val="21"/>
+        </w:rPr>
+        <w:t xml:space="preserve">그룹 소속: </w:t>
+      </w:r>
+      <w:r>
+        <w:rPr w:rFonts="맑은 고딕">
+          <w:rFonts w:ascii="맑은 고딕" w:hAnsi="맑은 고딕" w:eastAsia="맑은 고딕"/>
+          <w:b w:val="0"/>
+          <w:sz w:val="21"/>
+        </w:rPr>
+        <w:t>6인조 밴드 (R&amp;B / Soul / Funk)</w:t>
+      </w:r>
+    </w:p>
+    <w:p>
+      <w:pPr>
+        <w:spacing w:line="324" w:lineRule="auto" w:after="80"/>
+      </w:pPr>
+      <w:r>
+        <w:rPr w:rFonts="맑은 고딕">
+          <w:rFonts w:ascii="맑은 고딕" w:hAnsi="맑은 고딕" w:eastAsia="맑은 고딕"/>
+          <w:b w:val="0"/>
+          <w:color w:val="6B7280"/>
+          <w:sz w:val="21"/>
+        </w:rPr>
+        <w:t xml:space="preserve">· </w:t>
+      </w:r>
+      <w:r>
+        <w:rPr w:rFonts="맑은 고딕">
+          <w:rFonts w:ascii="맑은 고딕" w:hAnsi="맑은 고딕" w:eastAsia="맑은 고딕"/>
+          <w:b/>
+          <w:color w:val="1F2937"/>
+          <w:sz w:val="21"/>
+        </w:rPr>
+        <w:t xml:space="preserve">아티스트 소개: </w:t>
+      </w:r>
+      <w:r>
+        <w:rPr w:rFonts="맑은 고딕">
+          <w:rFonts w:ascii="맑은 고딕" w:hAnsi="맑은 고딕" w:eastAsia="맑은 고딕"/>
+          <w:b w:val="0"/>
+          <w:sz w:val="21"/>
+        </w:rPr>
+        <w:t>앨라배마주 터스키기 대학교 동문들로 결성된 코모도어스는 폭발적인 브라스 훵크 사운드부터 가슴을 적시는 스위트 발라드까지 탁월한 음악적 스펙트럼을 과시한 전설적인 밴드입니다. 프런트맨 라이오넬 리치의 독보적인 작곡 능력과 감수성을 통해 흑인 음악의 크로스오버 열풍을 주도하며 현대 대중음악사에 굵직한 족적을 남겼습니다.</w:t>
+      </w:r>
+    </w:p>
+    <w:p>
+      <w:pPr>
+        <w:spacing w:line="324" w:lineRule="auto" w:before="200" w:after="80"/>
+      </w:pPr>
+      <w:r>
+        <w:rPr w:rFonts="맑은 고딕">
+          <w:rFonts w:ascii="맑은 고딕" w:hAnsi="맑은 고딕" w:eastAsia="맑은 고딕"/>
+          <w:b/>
+          <w:color w:val="1E3A8A"/>
+          <w:sz w:val="24"/>
+        </w:rPr>
+        <w:t>3. 음반 상세 분석</w:t>
+      </w:r>
+    </w:p>
+    <w:p>
+      <w:pPr>
+        <w:spacing w:line="324" w:lineRule="auto" w:after="80"/>
+      </w:pPr>
+      <w:r>
+        <w:rPr w:rFonts="맑은 고딕">
+          <w:rFonts w:ascii="맑은 고딕" w:hAnsi="맑은 고딕" w:eastAsia="맑은 고딕"/>
+          <w:b w:val="0"/>
+          <w:color w:val="6B7280"/>
+          <w:sz w:val="21"/>
+        </w:rPr>
+        <w:t xml:space="preserve">· </w:t>
+      </w:r>
+      <w:r>
+        <w:rPr w:rFonts="맑은 고딕">
+          <w:rFonts w:ascii="맑은 고딕" w:hAnsi="맑은 고딕" w:eastAsia="맑은 고딕"/>
+          <w:b/>
+          <w:color w:val="1F2937"/>
+          <w:sz w:val="21"/>
+        </w:rPr>
+        <w:t xml:space="preserve">역사적 위치: </w:t>
+      </w:r>
+      <w:r>
+        <w:rPr w:rFonts="맑은 고딕">
+          <w:rFonts w:ascii="맑은 고딕" w:hAnsi="맑은 고딕" w:eastAsia="맑은 고딕"/>
+          <w:b w:val="0"/>
+          <w:sz w:val="21"/>
+        </w:rPr>
+        <w:t>본 작은 훵크 밴드로서의 야성미와 어덜트 컨템포러리 팝의 우아함을 겸비하며, 코모도어스가 1970년대 후반을 대표하는 슈퍼 그룹으로 공인받는 결정적 계기가 된 앨범입니다. 정교한 오케스트레이션과 유려한 멜로디 라인을 융합하여 1980년대 팝 발라드와 소프트 록의 새로운 지평을 열어젖힌 작품으로 평가받습니다.</w:t>
+      </w:r>
+    </w:p>
+    <w:p>
+      <w:pPr>
+        <w:spacing w:line="324" w:lineRule="auto" w:after="80"/>
+      </w:pPr>
+      <w:r>
+        <w:rPr w:rFonts="맑은 고딕">
+          <w:rFonts w:ascii="맑은 고딕" w:hAnsi="맑은 고딕" w:eastAsia="맑은 고딕"/>
+          <w:b w:val="0"/>
+          <w:color w:val="6B7280"/>
+          <w:sz w:val="21"/>
+        </w:rPr>
+        <w:t xml:space="preserve">· </w:t>
+      </w:r>
+      <w:r>
+        <w:rPr w:rFonts="맑은 고딕">
+          <w:rFonts w:ascii="맑은 고딕" w:hAnsi="맑은 고딕" w:eastAsia="맑은 고딕"/>
+          <w:b/>
+          <w:color w:val="1F2937"/>
+          <w:sz w:val="21"/>
+        </w:rPr>
+        <w:t xml:space="preserve">시대의 흔적(스토리텔링): </w:t>
+      </w:r>
+      <w:r>
+        <w:rPr w:rFonts="맑은 고딕">
+          <w:rFonts w:ascii="맑은 고딕" w:hAnsi="맑은 고딕" w:eastAsia="맑은 고딕"/>
+          <w:b w:val="0"/>
+          <w:sz w:val="21"/>
+        </w:rPr>
+        <w:t>디스코 열풍이 정점을 지나 차분하고 서정적인 음악으로 귀환하던 1979년 가을, 이 앨범은 불안과 방황의 시대를 지나던 청춘들의 상처받은 마음을 어루만져 주는 따스한 온기였습니다. 심야 라디오에서 흘러나오는 피아노 선율에 기대어 사랑의 밀어와 이별의 비애를 달래던 당대 청년들의 정서적 공기가 바이닐의 소릿골마다 아련하게 깃들어 있습니다.</w:t>
+      </w:r>
+    </w:p>
+    <w:p>
+      <w:pPr>
+        <w:spacing w:line="324" w:lineRule="auto" w:before="200" w:after="80"/>
+      </w:pPr>
+      <w:r>
+        <w:rPr w:rFonts="맑은 고딕">
+          <w:rFonts w:ascii="맑은 고딕" w:hAnsi="맑은 고딕" w:eastAsia="맑은 고딕"/>
+          <w:b/>
+          <w:color w:val="1E3A8A"/>
+          <w:sz w:val="24"/>
+        </w:rPr>
+        <w:t>4. 주요 수록곡 및 감상 제언</w:t>
+      </w:r>
+    </w:p>
+    <w:p>
+      <w:pPr>
+        <w:spacing w:line="324" w:lineRule="auto" w:after="80"/>
+      </w:pPr>
+      <w:r>
+        <w:rPr w:rFonts="맑은 고딕">
+          <w:rFonts w:ascii="맑은 고딕" w:hAnsi="맑은 고딕" w:eastAsia="맑은 고딕"/>
+          <w:b w:val="0"/>
+          <w:color w:val="6B7280"/>
+          <w:sz w:val="21"/>
+        </w:rPr>
+        <w:t xml:space="preserve">· </w:t>
+      </w:r>
+      <w:r>
+        <w:rPr w:rFonts="맑은 고딕">
+          <w:rFonts w:ascii="맑은 고딕" w:hAnsi="맑은 고딕" w:eastAsia="맑은 고딕"/>
+          <w:b/>
+          <w:color w:val="1F2937"/>
+          <w:sz w:val="21"/>
+        </w:rPr>
+        <w:t xml:space="preserve">주요 수록곡 특징: </w:t>
+      </w:r>
+      <w:r>
+        <w:rPr w:rFonts="맑은 고딕">
+          <w:rFonts w:ascii="맑은 고딕" w:hAnsi="맑은 고딕" w:eastAsia="맑은 고딕"/>
+          <w:b w:val="0"/>
+          <w:sz w:val="21"/>
+        </w:rPr>
+        <w:t>담담한 어쿠스틱 피아노 도입부와 라이오넬 리치의 절절한 보컬이 심금을 울리는 불후의 발라드 'Still', 이별의 아픔을 낭만적인 방랑의 서사로 풀어내며 컨트리적 감성을 가미한 'Sail On', 그리고 앨범의 문을 열며 화려한 브라스와 단단한 베이스 라인으로 도회적 긴장감을 선사하는 타이틀 곡 'Midnight Magic' 등이 압도적인 완성도를 자랑합니다.</w:t>
+      </w:r>
+    </w:p>
+    <w:p>
+      <w:pPr>
+        <w:spacing w:line="324" w:lineRule="auto" w:after="80"/>
+      </w:pPr>
+      <w:r>
+        <w:rPr w:rFonts="맑은 고딕">
+          <w:rFonts w:ascii="맑은 고딕" w:hAnsi="맑은 고딕" w:eastAsia="맑은 고딕"/>
+          <w:b w:val="0"/>
+          <w:color w:val="6B7280"/>
+          <w:sz w:val="21"/>
+        </w:rPr>
+        <w:t xml:space="preserve">· </w:t>
+      </w:r>
+      <w:r>
+        <w:rPr w:rFonts="맑은 고딕">
+          <w:rFonts w:ascii="맑은 고딕" w:hAnsi="맑은 고딕" w:eastAsia="맑은 고딕"/>
+          <w:b/>
+          <w:color w:val="1F2937"/>
+          <w:sz w:val="21"/>
+        </w:rPr>
+        <w:t xml:space="preserve">빈티지 감상 제언: </w:t>
+      </w:r>
+      <w:r>
+        <w:rPr w:rFonts="맑은 고딕">
+          <w:rFonts w:ascii="맑은 고딕" w:hAnsi="맑은 고딕" w:eastAsia="맑은 고딕"/>
+          <w:b w:val="0"/>
+          <w:sz w:val="21"/>
+        </w:rPr>
+        <w:t>진공관 앰프의 온화한 배음과 턴테이블 카트리지가 긁어내는 아날로그 특유의 질감은 스트링의 풍성함과 라이오넬 리치의 숨소리까지 생생하게 살려냅니다. 조도를 낮춘 고요한 밤, 묵직하게 울리는 베이스와 맑게 부서지는 피아노 아르페지오의 미세한 음향적 뉘앙스에 집중하며 감상하기를 권합니다.</w:t>
+      </w:r>
+    </w:p>
+    <w:p>
+      <w:pPr>
+        <w:spacing w:line="324" w:lineRule="auto" w:after="80"/>
+      </w:pPr>
+      <w:r>
+        <w:rPr w:rFonts="맑은 고딕">
+          <w:rFonts w:ascii="맑은 고딕" w:hAnsi="맑은 고딕" w:eastAsia="맑은 고딕"/>
+          <w:b w:val="0"/>
+          <w:color w:val="6B7280"/>
+          <w:sz w:val="21"/>
+        </w:rPr>
+        <w:t xml:space="preserve">· </w:t>
+      </w:r>
+      <w:r>
+        <w:rPr w:rFonts="맑은 고딕">
+          <w:rFonts w:ascii="맑은 고딕" w:hAnsi="맑은 고딕" w:eastAsia="맑은 고딕"/>
+          <w:b/>
+          <w:color w:val="1F2937"/>
+          <w:sz w:val="21"/>
+        </w:rPr>
+        <w:t xml:space="preserve">소장 가치: </w:t>
+      </w:r>
+      <w:r>
+        <w:rPr w:rFonts="맑은 고딕">
+          <w:rFonts w:ascii="맑은 고딕" w:hAnsi="맑은 고딕" w:eastAsia="맑은 고딕"/>
+          <w:b w:val="0"/>
+          <w:sz w:val="21"/>
+        </w:rPr>
+        <w:t>모타운 르네상스의 정수이자 라이오넬 리치가 솔로 거장으로 도약하기 직전의 황금기를 오롯이 담고 있는 바이닐로, 빈티지 팝과 소울을 탐미하는 오디오파일이라면 반드시 소장해야 할 타임리스 클래식(Timeless Classic)입니다.</w:t>
+      </w:r>
+    </w:p>
+    <w:p>
+      <w:pPr>
+        <w:spacing w:line="324" w:lineRule="auto" w:after="120" w:before="160"/>
+      </w:pPr>
+      <w:r>
+        <w:rPr w:rFonts="맑은 고딕">
+          <w:rFonts w:ascii="맑은 고딕" w:hAnsi="맑은 고딕" w:eastAsia="맑은 고딕"/>
+          <w:b/>
+          <w:color w:val="4338CA"/>
+          <w:sz w:val="21"/>
+        </w:rPr>
+        <w:t>이 음반을 통해 늦은 밤 마법처럼 피어오르는 아날로그의 따뜻한 숨결과 코모도어스의 유려한 선율이 전해주는 감동을 다시 한번 경험해 보시는 것은 어떨까요?</w:t>
       </w:r>
     </w:p>
     <w:sectPr>
       <w:pgSz w:w="12240" w:h="15840"/>
-      <w:pgMar w:top="1440" w:right="1440" w:bottom="1440" w:left="1440" w:header="720" w:footer="720" w:gutter="0"/>
+      <w:pgMar w:top="1152" w:right="1296" w:bottom="1152" w:left="1296" w:header="720" w:footer="720" w:gutter="0"/>
       <w:cols w:space="720"/>
       <w:docGrid w:linePitch="360"/>
     </w:sectPr>

--- a/word_reports/LP_0112_위치_370_Commodores_Midnight Magic.docx
+++ b/word_reports/LP_0112_위치_370_Commodores_Midnight Magic.docx
@@ -32,7 +32,7 @@
     </w:p>
     <w:p>
       <w:pPr>
-        <w:spacing w:line="324" w:lineRule="auto" w:before="80" w:after="160"/>
+        <w:spacing w:line="324" w:lineRule="auto" w:before="80" w:after="120"/>
       </w:pPr>
       <w:r>
         <w:rPr w:rFonts="맑은 고딕">
@@ -42,13 +42,6 @@
           <w:sz w:val="22"/>
         </w:rPr>
         <w:t xml:space="preserve">[음반 소개] </w:t>
-      </w:r>
-      <w:r>
-        <w:rPr w:rFonts="맑은 고딕">
-          <w:rFonts w:ascii="맑은 고딕" w:hAnsi="맑은 고딕" w:eastAsia="맑은 고딕"/>
-          <w:b w:val="0"/>
-          <w:sz w:val="21"/>
-        </w:rPr>
       </w:r>
     </w:p>
     <w:p>
@@ -61,7 +54,33 @@
           <w:b w:val="0"/>
           <w:sz w:val="21"/>
         </w:rPr>
-        <w:t>1970년대 후반 모타운(Motown) 사운드의 정점에서 피어난 코모도어스의 정규 7집 *Midnight Magic*은 훵크(Funk)의 역동적인 그루브와 팝 발라드의 극적인 서정미가 완벽한 조화를 이룬 명반입니다. 라이오넬 리치의 빼어난 멜로디 감각과 호소력 짙은 보컬이 만개한 이 작품은 흑인 음악의 경계를 넘어 전 세계 팝 음악 애호가들의 심장을 깊이 울렸습니다. 밤의 장막 아래 마법처럼 스며드는 애잔하고도 세련된 선율들은 반세기가 흐른 지금까지도 짙은 잔향을 남기며 아날로그 황금기의 낭만을 오롯이 전해줍니다.</w:t>
+        <w:t>1970년대 후반의 찬란한 노을 속에서 피어난 코모도어스(Commodores)의 일곱 번째 정규 앨범 &lt;Midnight Magic&gt;(1979)은 흑인 음악의 역동적인 생명력과 세련된 팝 음악의 품격이 가장 완벽한 균형을 이룬 모타운 사운드의 정점입니다. 남부 터스키기 대학 시절부터 다져온 진득하고 원초적인 서던 훵크(Funk)의 뿌리 위에, 당대 최고의 멜로디 메이커로 만개하던 라이오넬 리치(Lionel Richie)의 수려한 발라드 감각이 결합하면서, 본 작 은 장르의 경계를 넘어 대중음악사에 불멸의 족적을 새기게 되었습니다. 댄스 플로어를 뜨겁게 달구던 파티 밴드의 외피를 벗고, 밤의 장막이 드리운 시간의 고요와 사색을 포용하는 성숙한 예술가 집단으로 도약한 순간이 바로 이 음반에 오롯이 박제되어 있습니다.</w:t>
+      </w:r>
+    </w:p>
+    <w:p>
+      <w:pPr>
+        <w:spacing w:line="324" w:lineRule="auto" w:after="120"/>
+      </w:pPr>
+      <w:r>
+        <w:rPr w:rFonts="맑은 고딕">
+          <w:rFonts w:ascii="맑은 고딕" w:hAnsi="맑은 고딕" w:eastAsia="맑은 고딕"/>
+          <w:b w:val="0"/>
+          <w:sz w:val="21"/>
+        </w:rPr>
+        <w:t>이 앨범이 지닌 서정적 힘의 근원은 사랑의 환희와 이별의 잔해를 인간미 넘치는 온기로 어루만지는 아티스트의 철학에 있습니다. 당대 전 세계를 휩쓸던 찰나적이고 자극적인 디스코 열풍의 소용돌이 속에서도, 코모도어스는 영혼을 관통하는 멜로디의 순수성을 결코 포기하지 않았습니다. 절제된 슬픔 속에서 담담하게 영원한 사랑을 고백하는 불후의 명곡 "Still"과 컨트리 음악의 서사를 소울의 어법으로 매끄럽게 번안해낸 "Sail On"은 상처 입은 영혼들을 보듬는 따스한 위로의 찬가였습니다. 이들은 화려한 기교 대신 진솔한 호흡을 택함으로써 음악이 지녀야 할 궁극의 본질인 '체온'을 음악 애호가들에게 전하고자 했습니다.</w:t>
+      </w:r>
+    </w:p>
+    <w:p>
+      <w:pPr>
+        <w:spacing w:line="324" w:lineRule="auto" w:after="120"/>
+      </w:pPr>
+      <w:r>
+        <w:rPr w:rFonts="맑은 고딕">
+          <w:rFonts w:ascii="맑은 고딕" w:hAnsi="맑은 고딕" w:eastAsia="맑은 고딕"/>
+          <w:b w:val="0"/>
+          <w:sz w:val="21"/>
+        </w:rPr>
+        <w:t>세월이 반세기를 향해 흘러간 지금도 &lt;Midnight Magic&gt;의 소리골 사이로 흐르는 공기는 전혀 바래지 않는 낭만적 울림을 간직하고 있습니다. 밤의 깊숙한 심연에서 길어 올린 마법 같은 선율들은 아날로그 바이닐의 따스한 질감을 통할 때 비로소 그 진정한 깊이를 드러냅니다. 화려했던 한 시대의 끝자락에서 청춘들의 고단한 마음을 감싸 안았던 이들의 음악적 메시지는, 오늘날 메마른 디지털 음향에 지친 현대인들에게도 변함없이 깊고 그윽한 서정의 오아시스를 선사하고 있습니다.</w:t>
       </w:r>
     </w:p>
     <w:p>
@@ -168,7 +187,7 @@
           <w:b w:val="0"/>
           <w:sz w:val="21"/>
         </w:rPr>
-        <w:t>1979년 유서 깊은 모타운 레코드(Motown Records)를 통해 발매되었으며, 밴드의 음악적 역량과 원숙미가 최정상에 달했던 시기에 팝과 소울을 가장 이상적인 형태로 직조해 낸 기념비적인 앨범입니다.</w:t>
+        <w:t>1979년 7월 모타운(Motown) 레코드사를 통해 발매된 코모도어스의 7번째 스튜디오 정규 앨범으로, 밴드의 음악적 역량이 최고조에 달했던 최전성기를 상징하는 역사적 명반입니다.</w:t>
       </w:r>
     </w:p>
     <w:p>
@@ -199,7 +218,7 @@
           <w:b w:val="0"/>
           <w:sz w:val="21"/>
         </w:rPr>
-        <w:t>발매 직후 미국 빌보드 200 앨범 차트 3위, R&amp;B 앨범 차트 1위를 기록하였으며, 미국 내에서만 200만 장 이상의 판매고를 올리며 RIAA 더블 플래티넘을 달성하는 눈부신 상업적 성공을 거두었습니다.</w:t>
+        <w:t>발매 직후 미국 빌보드 200 앨범 차트 3위, 빌보드 R&amp;B 앨범 차트 1위에 올랐으며, 미국 음반산업협회(RIAA)로부터 플래티넘(Platinum, 100만 장 이상 판매) 인증을 획득하며 전 세계적인 상업적 대성공을 기록했습니다.</w:t>
       </w:r>
     </w:p>
     <w:p>
@@ -230,7 +249,7 @@
           <w:b w:val="0"/>
           <w:sz w:val="21"/>
         </w:rPr>
-        <w:t>수록곡 'Still'이 빌보드 핫 100 1위에 오르는 기염을 토했으며, 그래미 어워드 최우수 R&amp;B 보컬 퍼포먼스 부문 후보 지명 및 아메리칸 뮤직 어워드(AMA)를 수상하며 대중성과 평단의 찬사를 한 몸에 받았습니다.</w:t>
+        <w:t>수록곡 "Still"이 빌보드 핫 100과 R&amp;B 싱글 차트에서 동시에 정상을 차지하였고, 아메리칸 뮤직 어워드(AMA)를 비롯한 유수의 시상식 후보에 오르며 대중성과 예술성을 고루 공인받았습니다.</w:t>
       </w:r>
     </w:p>
     <w:p>
@@ -275,7 +294,7 @@
           <w:b w:val="0"/>
           <w:sz w:val="21"/>
         </w:rPr>
-        <w:t>미국 (United States)</w:t>
+        <w:t>미국 (USA)</w:t>
       </w:r>
     </w:p>
     <w:p>
@@ -306,7 +325,7 @@
           <w:b w:val="0"/>
           <w:sz w:val="21"/>
         </w:rPr>
-        <w:t>1968년 결성</w:t>
+        <w:t>1968년 결성 ~ 현재</w:t>
       </w:r>
     </w:p>
     <w:p>
@@ -337,7 +356,7 @@
           <w:b w:val="0"/>
           <w:sz w:val="21"/>
         </w:rPr>
-        <w:t>6인조 밴드 (R&amp;B / Soul / Funk)</w:t>
+        <w:t>6인조 밴드 (라이오넬 리치가 프런트맨으로 재적하던 황금기 라인업)</w:t>
       </w:r>
     </w:p>
     <w:p>
@@ -368,7 +387,7 @@
           <w:b w:val="0"/>
           <w:sz w:val="21"/>
         </w:rPr>
-        <w:t>앨라배마주 터스키기 대학교 동문들로 결성된 코모도어스는 폭발적인 브라스 훵크 사운드부터 가슴을 적시는 스위트 발라드까지 탁월한 음악적 스펙트럼을 과시한 전설적인 밴드입니다. 프런트맨 라이오넬 리치의 독보적인 작곡 능력과 감수성을 통해 흑인 음악의 크로스오버 열풍을 주도하며 현대 대중음악사에 굵직한 족적을 남겼습니다.</w:t>
+        <w:t>앨라배마주 터스키기 인스티튜트 출신의 음악 학도들이 결성한 코모도어스는 남부 특유의 그루브 넘치는 훵크와 감미로운 어번 팝 소울을 결합하여 모타운 레코드의 후기 황금시대를 견인한 전설적인 밴드입니다. 싱어송라이터 라이오넬 리치의 탁월한 송라이팅과 멤버들의 뛰어난 기악 연주력은 팝 역사상 가장 세련된 크로스오버 소울의 전형을 제시했습니다.</w:t>
       </w:r>
     </w:p>
     <w:p>
@@ -413,7 +432,7 @@
           <w:b w:val="0"/>
           <w:sz w:val="21"/>
         </w:rPr>
-        <w:t>본 작은 훵크 밴드로서의 야성미와 어덜트 컨템포러리 팝의 우아함을 겸비하며, 코모도어스가 1970년대 후반을 대표하는 슈퍼 그룹으로 공인받는 결정적 계기가 된 앨범입니다. 정교한 오케스트레이션과 유려한 멜로디 라인을 융합하여 1980년대 팝 발라드와 소프트 록의 새로운 지평을 열어젖힌 작품으로 평가받습니다.</w:t>
+        <w:t>1970년대 후반 흑인 음악이 백인 주류 팝 및 어덜트 컨템포러리 시장으로 자연스럽게 침투할 수 있도록 교량 역할을 해낸 기념비적 앨범입니다. 리듬 앤 블루스의 뿌리를 잃지 않으면서도 보편적인 팝 멜로디의 정점을 보여줌으로써, 훗날 라이오넬 리치가 1980년대 세계적인 팝 슈퍼스타로 발돋움하는 결정적인 발판이 되었습니다.</w:t>
       </w:r>
     </w:p>
     <w:p>
@@ -444,7 +463,7 @@
           <w:b w:val="0"/>
           <w:sz w:val="21"/>
         </w:rPr>
-        <w:t>디스코 열풍이 정점을 지나 차분하고 서정적인 음악으로 귀환하던 1979년 가을, 이 앨범은 불안과 방황의 시대를 지나던 청춘들의 상처받은 마음을 어루만져 주는 따스한 온기였습니다. 심야 라디오에서 흘러나오는 피아노 선율에 기대어 사랑의 밀어와 이별의 비애를 달래던 당대 청년들의 정서적 공기가 바이닐의 소릿골마다 아련하게 깃들어 있습니다.</w:t>
+        <w:t>1979년 제2차 석유파동과 경제적 불안정 속에서 방황하던 당대 청춘들에게 이 음반은 한 줄기 빛과 같은 휴식처였습니다. 현란한 디스코텍에서 땀 흘려 춤추던 청년들이 새벽녘 집으로 향하는 차 안에서 라디오를 켜고 들었던 애잔한 선율들은, 70년대의 끝자락을 지나온 세대의 아련한 추억과 시대적 서정을 고스란히 품고 있습니다.</w:t>
       </w:r>
     </w:p>
     <w:p>
@@ -489,7 +508,7 @@
           <w:b w:val="0"/>
           <w:sz w:val="21"/>
         </w:rPr>
-        <w:t>담담한 어쿠스틱 피아노 도입부와 라이오넬 리치의 절절한 보컬이 심금을 울리는 불후의 발라드 'Still', 이별의 아픔을 낭만적인 방랑의 서사로 풀어내며 컨트리적 감성을 가미한 'Sail On', 그리고 앨범의 문을 열며 화려한 브라스와 단단한 베이스 라인으로 도회적 긴장감을 선사하는 타이틀 곡 'Midnight Magic' 등이 압도적인 완성도를 자랑합니다.</w:t>
+        <w:t>피아노와 절제된 현악의 조화 위로 가슴을 저미는 가창이 흐르는 궁극의 발라드 "Still", 어쿠스틱 기타와 서정적인 멜로디가 컨트리적인 정취를 물씬 풍기는 "Sail On", 그리고 밴드의 전매특허인 탄탄한 혼 섹션과 베이스 그루브가 돋보이는 펑키한 타이틀곡 "Midnight Magic" 등 다채로운 스펙트럼이 완벽한 완급 조절을 이룹니다.</w:t>
       </w:r>
     </w:p>
     <w:p>
@@ -520,7 +539,7 @@
           <w:b w:val="0"/>
           <w:sz w:val="21"/>
         </w:rPr>
-        <w:t>진공관 앰프의 온화한 배음과 턴테이블 카트리지가 긁어내는 아날로그 특유의 질감은 스트링의 풍성함과 라이오넬 리치의 숨소리까지 생생하게 살려냅니다. 조도를 낮춘 고요한 밤, 묵직하게 울리는 베이스와 맑게 부서지는 피아노 아르페지오의 미세한 음향적 뉘앙스에 집중하며 감상하기를 권합니다.</w:t>
+        <w:t>LP의 소리골을 타고 흐르는 섬세한 카트리지의 마찰음은 라이오넬 리치의 숨결과 피아노의 어쿠스틱 잔향을 놀랍도록 생생하게 되살려냅니다. 진공관 앰프의 부드럽고 온화한 음색을 통해 감상할 때, 베이스와 브라스의 아날로그적 두께감이 배가되어 마치 1979년의 스튜디오 한가운데에서 직접 연주를 듣는 듯한 깊은 공간감을 경험할 수 있습니다.</w:t>
       </w:r>
     </w:p>
     <w:p>
@@ -551,7 +570,7 @@
           <w:b w:val="0"/>
           <w:sz w:val="21"/>
         </w:rPr>
-        <w:t>모타운 르네상스의 정수이자 라이오넬 리치가 솔로 거장으로 도약하기 직전의 황금기를 오롯이 담고 있는 바이닐로, 빈티지 팝과 소울을 탐미하는 오디오파일이라면 반드시 소장해야 할 타임리스 클래식(Timeless Classic)입니다.</w:t>
+        <w:t>모타운 사운드의 황금기 피날레를 상징하는 앨범이자, 바이닐 특유의 온기와 서정미를 가장 우아하게 체감할 수 있는 오리지널 팝/소울 컬렉션의 필수 소장반입니다. 앨범 재킷이 자아내는 늦은 밤의 매혹적인 비주얼과 완벽한 마스터링 사운드는 LP 컬렉터들에게 결코 대체할 수 없는 미학적 만족감을 제공합니다.</w:t>
       </w:r>
     </w:p>
     <w:p>
@@ -565,7 +584,7 @@
           <w:color w:val="4338CA"/>
           <w:sz w:val="21"/>
         </w:rPr>
-        <w:t>이 음반을 통해 늦은 밤 마법처럼 피어오르는 아날로그의 따뜻한 숨결과 코모도어스의 유려한 선율이 전해주는 감동을 다시 한번 경험해 보시는 것은 어떨까요?</w:t>
+        <w:t>이 음반을 통해 한밤의 마법처럼 아늑하게 스며드는 코모도어스만의 깊은 서정과 따스한 선율이 전해주는 감동을 다시 한번 경험해 보시는 것은 어떨까요?</w:t>
       </w:r>
     </w:p>
     <w:sectPr>
